--- a/현장이음_사업계획서_수정본.docx
+++ b/현장이음_사업계획서_수정본.docx
@@ -1259,67 +1259,151 @@
             </w:pPr>
             <w:r>
               <w:rPr>
+                <w:rFonts w:ascii="맑은 고딕" w:hAnsi="맑은 고딕"/>
                 <w:b/>
                 <w:color w:val="1B3D6F"/>
                 <w:sz w:val="23"/>
               </w:rPr>
-              <w:t>【 적용 AI 기술 】</w:t>
-            </w:r>
-          </w:p>
-          <w:p>
-            <w:pPr>
-              <w:spacing w:after="40" w:line="276" w:lineRule="auto"/>
-            </w:pPr>
-            <w:r>
-              <w:rPr>
-                <w:b w:val="0"/>
-                <w:sz w:val="21"/>
-              </w:rPr>
-              <w:t>생성형 AI 상담: Gemini 2.5 Flash 기반 상담 API를 적용해 퇴직공제, 건강검진, 취업지원, 안전·응급 질문에 짧고 쉬운 문장으로 답변합니다.</w:t>
-            </w:r>
-          </w:p>
-          <w:p>
-            <w:pPr>
-              <w:spacing w:after="40" w:line="276" w:lineRule="auto"/>
-            </w:pPr>
-            <w:r>
-              <w:rPr>
-                <w:b w:val="0"/>
-                <w:sz w:val="21"/>
-              </w:rPr>
-              <w:t>앱 내부 데이터 기반 문맥 제공: 사용자의 질문에서 지역·검색어·주제를 추출한 뒤 취업지원센터, 검진기관, 퇴직공제 가입현장 데이터를 최대 3건까지 참고하여 답변합니다.</w:t>
-            </w:r>
-          </w:p>
-          <w:p>
-            <w:pPr>
-              <w:spacing w:after="40" w:line="276" w:lineRule="auto"/>
-            </w:pPr>
-            <w:r>
-              <w:rPr>
-                <w:b w:val="0"/>
-                <w:sz w:val="21"/>
-              </w:rPr>
-              <w:t>규칙 기반 fallback: AI API 키가 없거나 호출이 실패해도 기본 안내가 가능하도록 퇴직공제·건강검진·일자리·안전 질문별 fallback 답변을 제공합니다.</w:t>
-            </w:r>
-          </w:p>
-          <w:p>
-            <w:pPr>
-              <w:spacing w:after="40" w:line="276" w:lineRule="auto"/>
-            </w:pPr>
-            <w:r>
-              <w:rPr>
-                <w:b w:val="0"/>
-                <w:sz w:val="21"/>
-              </w:rPr>
-              <w:t>STT 음성입력: 채팅 화면에서 Web Speech API를 활용해 스마트폰 키보드 입력이 어려운 사용자가 음성으로 질문할 수 있습니다.</w:t>
-            </w:r>
-          </w:p>
-          <w:p>
-            <w:pPr>
-              <w:spacing w:after="40" w:line="276" w:lineRule="auto"/>
-            </w:pPr>
-            <w:r>
-              <w:rPr>
+              <w:t>【 현재 적용된 AI 기술 】</w:t>
+            </w:r>
+          </w:p>
+          <w:p>
+            <w:pPr>
+              <w:spacing w:after="40" w:line="276" w:lineRule="auto"/>
+            </w:pPr>
+            <w:r>
+              <w:rPr>
+                <w:rFonts w:ascii="맑은 고딕" w:hAnsi="맑은 고딕"/>
+                <w:b w:val="0"/>
+                <w:sz w:val="21"/>
+              </w:rPr>
+              <w:t>① 생성형 AI 상담</w:t>
+            </w:r>
+          </w:p>
+          <w:p>
+            <w:pPr>
+              <w:spacing w:after="40" w:line="276" w:lineRule="auto"/>
+            </w:pPr>
+            <w:r>
+              <w:rPr>
+                <w:rFonts w:ascii="맑은 고딕" w:hAnsi="맑은 고딕"/>
+                <w:b w:val="0"/>
+                <w:sz w:val="21"/>
+              </w:rPr>
+              <w:t xml:space="preserve">   - Gemini 2.5 Flash 기반 상담 기능을 적용해 퇴직공제, 건강검진, 취업지원, 안전·응급 질문에 짧고 쉬운 문장으로 답변합니다.</w:t>
+            </w:r>
+          </w:p>
+          <w:p>
+            <w:pPr>
+              <w:spacing w:after="40" w:line="276" w:lineRule="auto"/>
+            </w:pPr>
+            <w:r>
+              <w:rPr>
+                <w:rFonts w:ascii="맑은 고딕" w:hAnsi="맑은 고딕"/>
+                <w:b w:val="0"/>
+                <w:sz w:val="21"/>
+              </w:rPr>
+              <w:t xml:space="preserve">   - 사용자의 질문에서 지역·검색어·주제를 추출하고, 앱 내부의 취업지원센터·검진기관·퇴직공제 가입현장 데이터를 함께 참고합니다.</w:t>
+            </w:r>
+          </w:p>
+          <w:p>
+            <w:pPr>
+              <w:spacing w:after="40" w:line="276" w:lineRule="auto"/>
+            </w:pPr>
+            <w:r>
+              <w:rPr>
+                <w:rFonts w:ascii="맑은 고딕" w:hAnsi="맑은 고딕"/>
+                <w:b w:val="0"/>
+                <w:sz w:val="21"/>
+              </w:rPr>
+              <w:t>② 멀티모달 AI 라벨 분석</w:t>
+            </w:r>
+          </w:p>
+          <w:p>
+            <w:pPr>
+              <w:spacing w:after="40" w:line="276" w:lineRule="auto"/>
+            </w:pPr>
+            <w:r>
+              <w:rPr>
+                <w:rFonts w:ascii="맑은 고딕" w:hAnsi="맑은 고딕"/>
+                <w:b w:val="0"/>
+                <w:sz w:val="21"/>
+              </w:rPr>
+              <w:t xml:space="preserve">   - 화학물질 용기 라벨 사진을 분석해 제품명, 물질명, CAS 번호, UN 번호, KE 번호, 위험표시, 신호어 후보를 추출합니다.</w:t>
+            </w:r>
+          </w:p>
+          <w:p>
+            <w:pPr>
+              <w:spacing w:after="40" w:line="276" w:lineRule="auto"/>
+            </w:pPr>
+            <w:r>
+              <w:rPr>
+                <w:rFonts w:ascii="맑은 고딕" w:hAnsi="맑은 고딕"/>
+                <w:b w:val="0"/>
+                <w:sz w:val="21"/>
+              </w:rPr>
+              <w:t xml:space="preserve">   - CAS 번호는 정규식과 체크디지트로 한 번 더 검증하고, AI가 읽은 값은 사용자가 라벨과 대조해 확인한 뒤 공식자료 검색에 사용합니다.</w:t>
+            </w:r>
+          </w:p>
+          <w:p>
+            <w:pPr>
+              <w:spacing w:after="40" w:line="276" w:lineRule="auto"/>
+            </w:pPr>
+            <w:r>
+              <w:rPr>
+                <w:rFonts w:ascii="맑은 고딕" w:hAnsi="맑은 고딕"/>
+                <w:b w:val="0"/>
+                <w:sz w:val="21"/>
+              </w:rPr>
+              <w:t>③ 공식 MSDS 데이터 연계</w:t>
+            </w:r>
+          </w:p>
+          <w:p>
+            <w:pPr>
+              <w:spacing w:after="40" w:line="276" w:lineRule="auto"/>
+            </w:pPr>
+            <w:r>
+              <w:rPr>
+                <w:rFonts w:ascii="맑은 고딕" w:hAnsi="맑은 고딕"/>
+                <w:b w:val="0"/>
+                <w:sz w:val="21"/>
+              </w:rPr>
+              <w:t xml:space="preserve">   - 사용자가 확인한 후보값을 한국산업안전보건공단 MSDS 공식 API와 연결해 위험성, 응급조치, 누출 대처, 필요한 보호구를 현장용 문장으로 요약합니다.</w:t>
+            </w:r>
+          </w:p>
+          <w:p>
+            <w:pPr>
+              <w:spacing w:after="40" w:line="276" w:lineRule="auto"/>
+            </w:pPr>
+            <w:r>
+              <w:rPr>
+                <w:rFonts w:ascii="맑은 고딕" w:hAnsi="맑은 고딕"/>
+                <w:b w:val="0"/>
+                <w:sz w:val="21"/>
+              </w:rPr>
+              <w:t>④ 장애 대응형 fallback</w:t>
+            </w:r>
+          </w:p>
+          <w:p>
+            <w:pPr>
+              <w:spacing w:after="40" w:line="276" w:lineRule="auto"/>
+            </w:pPr>
+            <w:r>
+              <w:rPr>
+                <w:rFonts w:ascii="맑은 고딕" w:hAnsi="맑은 고딕"/>
+                <w:b w:val="0"/>
+                <w:sz w:val="21"/>
+              </w:rPr>
+              <w:t xml:space="preserve">   - AI API가 실패하거나 키가 없는 경우에도 수동 검색과 기본 안전 행동 안내가 가능하도록 구성했습니다.</w:t>
+            </w:r>
+          </w:p>
+          <w:p>
+            <w:pPr>
+              <w:spacing w:after="40" w:line="276" w:lineRule="auto"/>
+            </w:pPr>
+            <w:r>
+              <w:rPr>
+                <w:rFonts w:ascii="맑은 고딕" w:hAnsi="맑은 고딕"/>
                 <w:b w:val="0"/>
                 <w:sz w:val="21"/>
               </w:rPr>
@@ -1331,47 +1415,51 @@
             </w:pPr>
             <w:r>
               <w:rPr>
+                <w:rFonts w:ascii="맑은 고딕" w:hAnsi="맑은 고딕"/>
                 <w:b/>
                 <w:color w:val="1B3D6F"/>
                 <w:sz w:val="23"/>
               </w:rPr>
-              <w:t>【 AI 고도화 계획 】</w:t>
-            </w:r>
-          </w:p>
-          <w:p>
-            <w:pPr>
-              <w:spacing w:after="40" w:line="276" w:lineRule="auto"/>
-            </w:pPr>
-            <w:r>
-              <w:rPr>
-                <w:b w:val="0"/>
-                <w:sz w:val="21"/>
-              </w:rPr>
-              <w:t>1단계: 현재 구현된 상담 기능을 유지하면서 답변에 근거 데이터명, 기준일, 관련 메뉴 버튼을 함께 표시합니다.</w:t>
-            </w:r>
-          </w:p>
-          <w:p>
-            <w:pPr>
-              <w:spacing w:after="40" w:line="276" w:lineRule="auto"/>
-            </w:pPr>
-            <w:r>
-              <w:rPr>
-                <w:b w:val="0"/>
-                <w:sz w:val="21"/>
-              </w:rPr>
-              <w:t>2단계: 위치·현장명·공종 정보를 입력받아 오늘의 작업 기상, 퇴직공제 가입 여부, 가까운 응급실을 한 번에 요약하는 개인화 브리핑으로 확장합니다.</w:t>
-            </w:r>
-          </w:p>
-          <w:p>
-            <w:pPr>
-              <w:spacing w:after="40" w:line="276" w:lineRule="auto"/>
-            </w:pPr>
-            <w:r>
-              <w:rPr>
-                <w:b w:val="0"/>
-                <w:sz w:val="21"/>
-              </w:rPr>
-              <w:t>3단계: 산재 신청 절차, 퇴직공제 수령 요건, 건강검진 신청 자격을 체크리스트형 대화로 안내하고, 확신도가 낮은 경우 공제회·전문기관 전화 연결을 우선 제시합니다.</w:t>
+              <w:t>【 활용성 및 안전성 확보 방식 】</w:t>
+            </w:r>
+          </w:p>
+          <w:p>
+            <w:pPr>
+              <w:spacing w:after="40" w:line="276" w:lineRule="auto"/>
+            </w:pPr>
+            <w:r>
+              <w:rPr>
+                <w:rFonts w:ascii="맑은 고딕" w:hAnsi="맑은 고딕"/>
+                <w:b w:val="0"/>
+                <w:sz w:val="21"/>
+              </w:rPr>
+              <w:t>AI 판단 결과를 곧바로 확정하지 않고, 사용자 확인 단계를 거친 뒤 공공기관 공식 MSDS 데이터로 최종 안내합니다.</w:t>
+            </w:r>
+          </w:p>
+          <w:p>
+            <w:pPr>
+              <w:spacing w:after="40" w:line="276" w:lineRule="auto"/>
+            </w:pPr>
+            <w:r>
+              <w:rPr>
+                <w:rFonts w:ascii="맑은 고딕" w:hAnsi="맑은 고딕"/>
+                <w:b w:val="0"/>
+                <w:sz w:val="21"/>
+              </w:rPr>
+              <w:t>따라서 AI의 편의성과 공공데이터의 신뢰성을 결합하면서도, 오인식으로 인한 위험을 줄이는 구조입니다.</w:t>
+            </w:r>
+          </w:p>
+          <w:p>
+            <w:pPr>
+              <w:spacing w:after="40" w:line="276" w:lineRule="auto"/>
+            </w:pPr>
+            <w:r>
+              <w:rPr>
+                <w:rFonts w:ascii="맑은 고딕" w:hAnsi="맑은 고딕"/>
+                <w:b/>
+                <w:sz w:val="21"/>
+              </w:rPr>
+              <w:t>사진 분석 기능과 공식 MSDS 조회 기능은 현재 설정된 API 키로 정상 응답을 확인했습니다.</w:t>
             </w:r>
           </w:p>
         </w:tc>
